--- a/技术标样张_card.docx
+++ b/技术标样张_card.docx
@@ -417,6 +417,65 @@
       </w:tr>
     </w:tbl>
     <w:p>
+      <w:r>
+        <w:drawing>
+          <wp:inline xmlns:a="http://schemas.openxmlformats.org/drawingml/2006/main" xmlns:pic="http://schemas.openxmlformats.org/drawingml/2006/picture">
+            <wp:extent cx="4680000" cy="2633143"/>
+            <wp:docPr id="1" name="Picture 1"/>
+            <wp:cNvGraphicFramePr>
+              <a:graphicFrameLocks noChangeAspect="1"/>
+            </wp:cNvGraphicFramePr>
+            <a:graphic>
+              <a:graphicData uri="http://schemas.openxmlformats.org/drawingml/2006/picture">
+                <pic:pic>
+                  <pic:nvPicPr>
+                    <pic:cNvPr id="0" name="样张_施工现场全景.jpg"/>
+                    <pic:cNvPicPr/>
+                  </pic:nvPicPr>
+                  <pic:blipFill>
+                    <a:blip r:embed="rId9"/>
+                    <a:stretch>
+                      <a:fillRect/>
+                    </a:stretch>
+                  </pic:blipFill>
+                  <pic:spPr>
+                    <a:xfrm>
+                      <a:off x="0" y="0"/>
+                      <a:ext cx="4680000" cy="2633143"/>
+                    </a:xfrm>
+                    <a:prstGeom prst="rect"/>
+                  </pic:spPr>
+                </pic:pic>
+              </a:graphicData>
+            </a:graphic>
+          </wp:inline>
+        </w:drawing>
+      </w:r>
+    </w:p>
+    <w:p>
+      <w:r>
+        <w:rPr>
+          <w:rFonts w:ascii="Times New Roman" w:hAnsi="Times New Roman" w:eastAsia="宋体"/>
+          <w:sz w:val="18"/>
+        </w:rPr>
+        <w:t>图 1　施工现场全景</w:t>
+      </w:r>
+    </w:p>
+    <w:p>
+      <w:pPr>
+        <w:spacing w:line="360" w:lineRule="auto" w:before="0" w:after="0"/>
+        <w:ind w:firstLine="480"/>
+        <w:jc w:val="both"/>
+      </w:pPr>
+      <w:r>
+        <w:rPr>
+          <w:rFonts w:ascii="Times New Roman" w:hAnsi="Times New Roman" w:eastAsia="仿宋"/>
+          <w:sz w:val="24"/>
+        </w:rPr>
+        <w:t>现场主体结构已施工至十层，安全防护与绿色施工措施同步落实。</w:t>
+      </w:r>
+    </w:p>
+    <w:p>
       <w:pPr>
         <w:keepNext/>
         <w:spacing w:before="60" w:after="40" w:line="288" w:lineRule="auto"/>
@@ -550,6 +609,65 @@
         </w:tc>
       </w:tr>
     </w:tbl>
+    <w:p>
+      <w:r>
+        <w:drawing>
+          <wp:inline xmlns:a="http://schemas.openxmlformats.org/drawingml/2006/main" xmlns:pic="http://schemas.openxmlformats.org/drawingml/2006/picture">
+            <wp:extent cx="4680000" cy="2633143"/>
+            <wp:docPr id="2" name="Picture 2"/>
+            <wp:cNvGraphicFramePr>
+              <a:graphicFrameLocks noChangeAspect="1"/>
+            </wp:cNvGraphicFramePr>
+            <a:graphic>
+              <a:graphicData uri="http://schemas.openxmlformats.org/drawingml/2006/picture">
+                <pic:pic>
+                  <pic:nvPicPr>
+                    <pic:cNvPr id="0" name="样张_水准测量放线.jpg"/>
+                    <pic:cNvPicPr/>
+                  </pic:nvPicPr>
+                  <pic:blipFill>
+                    <a:blip r:embed="rId10"/>
+                    <a:stretch>
+                      <a:fillRect/>
+                    </a:stretch>
+                  </pic:blipFill>
+                  <pic:spPr>
+                    <a:xfrm>
+                      <a:off x="0" y="0"/>
+                      <a:ext cx="4680000" cy="2633143"/>
+                    </a:xfrm>
+                    <a:prstGeom prst="rect"/>
+                  </pic:spPr>
+                </pic:pic>
+              </a:graphicData>
+            </a:graphic>
+          </wp:inline>
+        </w:drawing>
+      </w:r>
+    </w:p>
+    <w:p>
+      <w:r>
+        <w:rPr>
+          <w:rFonts w:ascii="Times New Roman" w:hAnsi="Times New Roman" w:eastAsia="宋体"/>
+          <w:sz w:val="18"/>
+        </w:rPr>
+        <w:t>图 2　现场水准测量</w:t>
+      </w:r>
+    </w:p>
+    <w:p>
+      <w:pPr>
+        <w:spacing w:line="360" w:lineRule="auto" w:before="0" w:after="0"/>
+        <w:ind w:firstLine="480"/>
+        <w:jc w:val="both"/>
+      </w:pPr>
+      <w:r>
+        <w:rPr>
+          <w:rFonts w:ascii="Times New Roman" w:hAnsi="Times New Roman" w:eastAsia="仿宋"/>
+          <w:sz w:val="24"/>
+        </w:rPr>
+        <w:t>现场监理人员正在开展水准测量放线复核，实测实量数据同步录入监理台账。</w:t>
+      </w:r>
+    </w:p>
     <w:p>
       <w:pPr>
         <w:keepNext/>
@@ -955,9 +1073,68 @@
         </w:tc>
       </w:tr>
     </w:tbl>
+    <w:p>
+      <w:r>
+        <w:drawing>
+          <wp:inline xmlns:a="http://schemas.openxmlformats.org/drawingml/2006/main" xmlns:pic="http://schemas.openxmlformats.org/drawingml/2006/picture">
+            <wp:extent cx="4680000" cy="2633143"/>
+            <wp:docPr id="3" name="Picture 3"/>
+            <wp:cNvGraphicFramePr>
+              <a:graphicFrameLocks noChangeAspect="1"/>
+            </wp:cNvGraphicFramePr>
+            <a:graphic>
+              <a:graphicData uri="http://schemas.openxmlformats.org/drawingml/2006/picture">
+                <pic:pic>
+                  <pic:nvPicPr>
+                    <pic:cNvPr id="0" name="样张_图纸会审.jpg"/>
+                    <pic:cNvPicPr/>
+                  </pic:nvPicPr>
+                  <pic:blipFill>
+                    <a:blip r:embed="rId11"/>
+                    <a:stretch>
+                      <a:fillRect/>
+                    </a:stretch>
+                  </pic:blipFill>
+                  <pic:spPr>
+                    <a:xfrm>
+                      <a:off x="0" y="0"/>
+                      <a:ext cx="4680000" cy="2633143"/>
+                    </a:xfrm>
+                    <a:prstGeom prst="rect"/>
+                  </pic:spPr>
+                </pic:pic>
+              </a:graphicData>
+            </a:graphic>
+          </wp:inline>
+        </w:drawing>
+      </w:r>
+    </w:p>
+    <w:p>
+      <w:r>
+        <w:rPr>
+          <w:rFonts w:ascii="Times New Roman" w:hAnsi="Times New Roman" w:eastAsia="宋体"/>
+          <w:sz w:val="18"/>
+        </w:rPr>
+        <w:t>图 3　监理例会图纸会审</w:t>
+      </w:r>
+    </w:p>
+    <w:p>
+      <w:pPr>
+        <w:spacing w:line="360" w:lineRule="auto" w:before="0" w:after="0"/>
+        <w:ind w:firstLine="480"/>
+        <w:jc w:val="both"/>
+      </w:pPr>
+      <w:r>
+        <w:rPr>
+          <w:rFonts w:ascii="Times New Roman" w:hAnsi="Times New Roman" w:eastAsia="仿宋"/>
+          <w:sz w:val="24"/>
+        </w:rPr>
+        <w:t>监理例会与图纸会审制度保障参建各方信息畅通，重大问题及时协调解决。</w:t>
+      </w:r>
+    </w:p>
     <w:sectPr>
-      <w:footerReference w:type="default" r:id="rId9"/>
-      <w:headerReference w:type="default" r:id="rId10"/>
+      <w:footerReference w:type="default" r:id="rId12"/>
+      <w:headerReference w:type="default" r:id="rId13"/>
       <w:pgSz w:w="11906" w:h="16838"/>
       <w:pgMar w:top="1440" w:right="1803" w:bottom="1440" w:left="1803" w:header="720" w:footer="720" w:gutter="0"/>
       <w:cols w:space="720"/>

--- a/技术标样张_card.docx
+++ b/技术标样张_card.docx
@@ -476,6 +476,65 @@
       </w:r>
     </w:p>
     <w:p>
+      <w:r>
+        <w:drawing>
+          <wp:inline xmlns:a="http://schemas.openxmlformats.org/drawingml/2006/main" xmlns:pic="http://schemas.openxmlformats.org/drawingml/2006/picture">
+            <wp:extent cx="4680000" cy="2054634"/>
+            <wp:docPr id="2" name="Picture 2"/>
+            <wp:cNvGraphicFramePr>
+              <a:graphicFrameLocks noChangeAspect="1"/>
+            </wp:cNvGraphicFramePr>
+            <a:graphic>
+              <a:graphicData uri="http://schemas.openxmlformats.org/drawingml/2006/picture">
+                <pic:pic>
+                  <pic:nvPicPr>
+                    <pic:cNvPr id="0" name="样张_质量控制程序流程图.png"/>
+                    <pic:cNvPicPr/>
+                  </pic:nvPicPr>
+                  <pic:blipFill>
+                    <a:blip r:embed="rId10"/>
+                    <a:stretch>
+                      <a:fillRect/>
+                    </a:stretch>
+                  </pic:blipFill>
+                  <pic:spPr>
+                    <a:xfrm>
+                      <a:off x="0" y="0"/>
+                      <a:ext cx="4680000" cy="2054634"/>
+                    </a:xfrm>
+                    <a:prstGeom prst="rect"/>
+                  </pic:spPr>
+                </pic:pic>
+              </a:graphicData>
+            </a:graphic>
+          </wp:inline>
+        </w:drawing>
+      </w:r>
+    </w:p>
+    <w:p>
+      <w:r>
+        <w:rPr>
+          <w:rFonts w:ascii="Times New Roman" w:hAnsi="Times New Roman" w:eastAsia="宋体"/>
+          <w:sz w:val="18"/>
+        </w:rPr>
+        <w:t>图 2　质量控制验收程序流程图</w:t>
+      </w:r>
+    </w:p>
+    <w:p>
+      <w:pPr>
+        <w:spacing w:line="360" w:lineRule="auto" w:before="0" w:after="0"/>
+        <w:ind w:firstLine="480"/>
+        <w:jc w:val="both"/>
+      </w:pPr>
+      <w:r>
+        <w:rPr>
+          <w:rFonts w:ascii="Times New Roman" w:hAnsi="Times New Roman" w:eastAsia="仿宋"/>
+          <w:sz w:val="24"/>
+        </w:rPr>
+        <w:t>质量控制执行报验制与旁站制，不合格项限期整改后重新报验，合格后方可进入下道工序。</w:t>
+      </w:r>
+    </w:p>
+    <w:p>
       <w:pPr>
         <w:keepNext/>
         <w:spacing w:before="60" w:after="40" w:line="288" w:lineRule="auto"/>
@@ -614,7 +673,7 @@
         <w:drawing>
           <wp:inline xmlns:a="http://schemas.openxmlformats.org/drawingml/2006/main" xmlns:pic="http://schemas.openxmlformats.org/drawingml/2006/picture">
             <wp:extent cx="4680000" cy="2633143"/>
-            <wp:docPr id="2" name="Picture 2"/>
+            <wp:docPr id="3" name="Picture 3"/>
             <wp:cNvGraphicFramePr>
               <a:graphicFrameLocks noChangeAspect="1"/>
             </wp:cNvGraphicFramePr>
@@ -626,7 +685,7 @@
                     <pic:cNvPicPr/>
                   </pic:nvPicPr>
                   <pic:blipFill>
-                    <a:blip r:embed="rId10"/>
+                    <a:blip r:embed="rId11"/>
                     <a:stretch>
                       <a:fillRect/>
                     </a:stretch>
@@ -651,7 +710,7 @@
           <w:rFonts w:ascii="Times New Roman" w:hAnsi="Times New Roman" w:eastAsia="宋体"/>
           <w:sz w:val="18"/>
         </w:rPr>
-        <w:t>图 2　现场水准测量</w:t>
+        <w:t>图 3　现场水准测量</w:t>
       </w:r>
     </w:p>
     <w:p>
@@ -666,6 +725,65 @@
           <w:sz w:val="24"/>
         </w:rPr>
         <w:t>现场监理人员正在开展水准测量放线复核，实测实量数据同步录入监理台账。</w:t>
+      </w:r>
+    </w:p>
+    <w:p>
+      <w:r>
+        <w:drawing>
+          <wp:inline xmlns:a="http://schemas.openxmlformats.org/drawingml/2006/main" xmlns:pic="http://schemas.openxmlformats.org/drawingml/2006/picture">
+            <wp:extent cx="4680000" cy="1540976"/>
+            <wp:docPr id="4" name="Picture 4"/>
+            <wp:cNvGraphicFramePr>
+              <a:graphicFrameLocks noChangeAspect="1"/>
+            </wp:cNvGraphicFramePr>
+            <a:graphic>
+              <a:graphicData uri="http://schemas.openxmlformats.org/drawingml/2006/picture">
+                <pic:pic>
+                  <pic:nvPicPr>
+                    <pic:cNvPr id="0" name="样张_监理工作程序流程图.png"/>
+                    <pic:cNvPicPr/>
+                  </pic:nvPicPr>
+                  <pic:blipFill>
+                    <a:blip r:embed="rId12"/>
+                    <a:stretch>
+                      <a:fillRect/>
+                    </a:stretch>
+                  </pic:blipFill>
+                  <pic:spPr>
+                    <a:xfrm>
+                      <a:off x="0" y="0"/>
+                      <a:ext cx="4680000" cy="1540976"/>
+                    </a:xfrm>
+                    <a:prstGeom prst="rect"/>
+                  </pic:spPr>
+                </pic:pic>
+              </a:graphicData>
+            </a:graphic>
+          </wp:inline>
+        </w:drawing>
+      </w:r>
+    </w:p>
+    <w:p>
+      <w:r>
+        <w:rPr>
+          <w:rFonts w:ascii="Times New Roman" w:hAnsi="Times New Roman" w:eastAsia="宋体"/>
+          <w:sz w:val="18"/>
+        </w:rPr>
+        <w:t>图 4　监理工作程序流程图</w:t>
+      </w:r>
+    </w:p>
+    <w:p>
+      <w:pPr>
+        <w:spacing w:line="360" w:lineRule="auto" w:before="0" w:after="0"/>
+        <w:ind w:firstLine="480"/>
+        <w:jc w:val="both"/>
+      </w:pPr>
+      <w:r>
+        <w:rPr>
+          <w:rFonts w:ascii="Times New Roman" w:hAnsi="Times New Roman" w:eastAsia="仿宋"/>
+          <w:sz w:val="24"/>
+        </w:rPr>
+        <w:t>项目监理机构按照既定工作程序有序推进三控两管一协调，竣工验收合格后签发工程移交证书。</w:t>
       </w:r>
     </w:p>
     <w:p>
@@ -1078,7 +1196,7 @@
         <w:drawing>
           <wp:inline xmlns:a="http://schemas.openxmlformats.org/drawingml/2006/main" xmlns:pic="http://schemas.openxmlformats.org/drawingml/2006/picture">
             <wp:extent cx="4680000" cy="2633143"/>
-            <wp:docPr id="3" name="Picture 3"/>
+            <wp:docPr id="5" name="Picture 5"/>
             <wp:cNvGraphicFramePr>
               <a:graphicFrameLocks noChangeAspect="1"/>
             </wp:cNvGraphicFramePr>
@@ -1090,7 +1208,7 @@
                     <pic:cNvPicPr/>
                   </pic:nvPicPr>
                   <pic:blipFill>
-                    <a:blip r:embed="rId11"/>
+                    <a:blip r:embed="rId13"/>
                     <a:stretch>
                       <a:fillRect/>
                     </a:stretch>
@@ -1115,7 +1233,7 @@
           <w:rFonts w:ascii="Times New Roman" w:hAnsi="Times New Roman" w:eastAsia="宋体"/>
           <w:sz w:val="18"/>
         </w:rPr>
-        <w:t>图 3　监理例会图纸会审</w:t>
+        <w:t>图 5　监理例会图纸会审</w:t>
       </w:r>
     </w:p>
     <w:p>
@@ -1133,8 +1251,8 @@
       </w:r>
     </w:p>
     <w:sectPr>
-      <w:footerReference w:type="default" r:id="rId12"/>
-      <w:headerReference w:type="default" r:id="rId13"/>
+      <w:footerReference w:type="default" r:id="rId14"/>
+      <w:headerReference w:type="default" r:id="rId15"/>
       <w:pgSz w:w="11906" w:h="16838"/>
       <w:pgMar w:top="1440" w:right="1803" w:bottom="1440" w:left="1803" w:header="720" w:footer="720" w:gutter="0"/>
       <w:cols w:space="720"/>

--- a/技术标样张_card.docx
+++ b/技术标样张_card.docx
@@ -6,6 +6,7 @@
     <w:p/>
     <w:p>
       <w:pPr>
+        <w:spacing w:before="1600"/>
         <w:jc w:val="center"/>
         <w:shd w:val="clear" w:color="auto" w:fill="1B2C52"/>
       </w:pPr>
@@ -42,6 +43,7 @@
       <w:r>
         <w:rPr>
           <w:rFonts w:ascii="Times New Roman" w:hAnsi="Times New Roman" w:eastAsia="黑体"/>
+          <w:b w:val="0"/>
           <w:color w:val="FFFFFF"/>
           <w:sz w:val="28"/>
         </w:rPr>
@@ -69,7 +71,7 @@
     <w:p>
       <w:r>
         <w:fldChar w:fldCharType="begin"/>
-        <w:instrText xml:space="preserve">TOC \o "1-3" \h \z \u</w:instrText>
+        <w:instrText xml:space="preserve">TOC \o "1-4" \h  \u</w:instrText>
         <w:fldChar w:fldCharType="separate"/>
       </w:r>
       <w:r>
@@ -107,12 +109,15 @@
       <w:pPr>
         <w:keepNext/>
         <w:spacing w:before="120" w:after="80" w:line="288" w:lineRule="auto"/>
+        <w:pBdr>
+          <w:bottom w:val="single" w:sz="6" w:color="243B6B"/>
+        </w:pBdr>
         <w:outlineLvl w:val="0"/>
       </w:pPr>
       <w:r>
         <w:rPr>
           <w:rFonts w:ascii="Times New Roman" w:hAnsi="Times New Roman" w:eastAsia="黑体"/>
-          <w:b/>
+          <w:b w:val="0"/>
           <w:color w:val="1B2C52"/>
           <w:sz w:val="24"/>
         </w:rPr>
@@ -127,7 +132,7 @@
       </w:pPr>
       <w:r>
         <w:rPr>
-          <w:rFonts w:ascii="Times New Roman" w:hAnsi="Times New Roman" w:eastAsia="仿宋"/>
+          <w:rFonts w:ascii="Times New Roman" w:hAnsi="Times New Roman" w:eastAsia="宋体"/>
           <w:sz w:val="24"/>
         </w:rPr>
         <w:t>预览项目为框架剪力墙结构公共建筑，总建筑面积约 8.6 万平方米，地上十层、地下两层。</w:t>
@@ -137,12 +142,15 @@
       <w:pPr>
         <w:keepNext/>
         <w:spacing w:before="120" w:after="80" w:line="288" w:lineRule="auto"/>
+        <w:pBdr>
+          <w:bottom w:val="single" w:sz="6" w:color="243B6B"/>
+        </w:pBdr>
         <w:outlineLvl w:val="1"/>
       </w:pPr>
       <w:r>
         <w:rPr>
           <w:rFonts w:ascii="Times New Roman" w:hAnsi="Times New Roman" w:eastAsia="黑体"/>
-          <w:b/>
+          <w:b w:val="0"/>
           <w:color w:val="1B2C52"/>
           <w:sz w:val="24"/>
         </w:rPr>
@@ -157,7 +165,7 @@
       </w:pPr>
       <w:r>
         <w:rPr>
-          <w:rFonts w:ascii="Times New Roman" w:hAnsi="Times New Roman" w:eastAsia="仿宋"/>
+          <w:rFonts w:ascii="Times New Roman" w:hAnsi="Times New Roman" w:eastAsia="宋体"/>
           <w:sz w:val="24"/>
         </w:rPr>
         <w:t>本项目监理工作覆盖质量、进度、投资、安全环保与合同信息管理五大目标。</w:t>
@@ -190,7 +198,7 @@
             <w:r/>
             <w:r>
               <w:rPr>
-                <w:rFonts w:ascii="Times New Roman" w:hAnsi="Times New Roman" w:eastAsia="宋体"/>
+                <w:rFonts w:ascii="Times New Roman" w:hAnsi="Times New Roman" w:eastAsia="仿宋"/>
                 <w:sz w:val="21"/>
               </w:rPr>
               <w:t>质量控制：材料进场验收与旁站监理</w:t>
@@ -226,7 +234,7 @@
             <w:r/>
             <w:r>
               <w:rPr>
-                <w:rFonts w:ascii="Times New Roman" w:hAnsi="Times New Roman" w:eastAsia="宋体"/>
+                <w:rFonts w:ascii="Times New Roman" w:hAnsi="Times New Roman" w:eastAsia="仿宋"/>
                 <w:sz w:val="21"/>
               </w:rPr>
               <w:t>进度控制：总控计划动态纠偏</w:t>
@@ -242,10 +250,10 @@
       </w:pPr>
       <w:r>
         <w:rPr>
-          <w:rFonts w:ascii="Times New Roman" w:hAnsi="Times New Roman" w:eastAsia="宋体"/>
+          <w:rFonts w:ascii="Times New Roman" w:hAnsi="Times New Roman" w:eastAsia="仿宋"/>
           <w:sz w:val="18"/>
         </w:rPr>
-        <w:t>表 1　序号</w:t>
+        <w:t>表1-1</w:t>
       </w:r>
     </w:p>
     <w:tbl>
@@ -278,7 +286,7 @@
             <w:r/>
             <w:r>
               <w:rPr>
-                <w:rFonts w:ascii="Times New Roman" w:hAnsi="Times New Roman" w:eastAsia="宋体"/>
+                <w:rFonts w:ascii="Times New Roman" w:hAnsi="Times New Roman" w:eastAsia="仿宋"/>
                 <w:b/>
                 <w:sz w:val="21"/>
               </w:rPr>
@@ -295,7 +303,7 @@
             <w:r/>
             <w:r>
               <w:rPr>
-                <w:rFonts w:ascii="Times New Roman" w:hAnsi="Times New Roman" w:eastAsia="宋体"/>
+                <w:rFonts w:ascii="Times New Roman" w:hAnsi="Times New Roman" w:eastAsia="仿宋"/>
                 <w:b/>
                 <w:sz w:val="21"/>
               </w:rPr>
@@ -312,7 +320,7 @@
             <w:r/>
             <w:r>
               <w:rPr>
-                <w:rFonts w:ascii="Times New Roman" w:hAnsi="Times New Roman" w:eastAsia="宋体"/>
+                <w:rFonts w:ascii="Times New Roman" w:hAnsi="Times New Roman" w:eastAsia="仿宋"/>
                 <w:b/>
                 <w:sz w:val="21"/>
               </w:rPr>
@@ -330,7 +338,7 @@
             <w:r/>
             <w:r>
               <w:rPr>
-                <w:rFonts w:ascii="Times New Roman" w:hAnsi="Times New Roman" w:eastAsia="宋体"/>
+                <w:rFonts w:ascii="Times New Roman" w:hAnsi="Times New Roman" w:eastAsia="仿宋"/>
                 <w:sz w:val="21"/>
               </w:rPr>
               <w:t>1</w:t>
@@ -345,7 +353,7 @@
             <w:r/>
             <w:r>
               <w:rPr>
-                <w:rFonts w:ascii="Times New Roman" w:hAnsi="Times New Roman" w:eastAsia="宋体"/>
+                <w:rFonts w:ascii="Times New Roman" w:hAnsi="Times New Roman" w:eastAsia="仿宋"/>
                 <w:sz w:val="21"/>
               </w:rPr>
               <w:t>质量目标</w:t>
@@ -360,7 +368,7 @@
             <w:r/>
             <w:r>
               <w:rPr>
-                <w:rFonts w:ascii="Times New Roman" w:hAnsi="Times New Roman" w:eastAsia="宋体"/>
+                <w:rFonts w:ascii="Times New Roman" w:hAnsi="Times New Roman" w:eastAsia="仿宋"/>
                 <w:sz w:val="21"/>
               </w:rPr>
               <w:t>三检制、样板引路</w:t>
@@ -377,7 +385,7 @@
             <w:r/>
             <w:r>
               <w:rPr>
-                <w:rFonts w:ascii="Times New Roman" w:hAnsi="Times New Roman" w:eastAsia="宋体"/>
+                <w:rFonts w:ascii="Times New Roman" w:hAnsi="Times New Roman" w:eastAsia="仿宋"/>
                 <w:sz w:val="21"/>
               </w:rPr>
               <w:t>2</w:t>
@@ -392,7 +400,7 @@
             <w:r/>
             <w:r>
               <w:rPr>
-                <w:rFonts w:ascii="Times New Roman" w:hAnsi="Times New Roman" w:eastAsia="宋体"/>
+                <w:rFonts w:ascii="Times New Roman" w:hAnsi="Times New Roman" w:eastAsia="仿宋"/>
                 <w:sz w:val="21"/>
               </w:rPr>
               <w:t>进度目标</w:t>
@@ -407,7 +415,7 @@
             <w:r/>
             <w:r>
               <w:rPr>
-                <w:rFonts w:ascii="Times New Roman" w:hAnsi="Times New Roman" w:eastAsia="宋体"/>
+                <w:rFonts w:ascii="Times New Roman" w:hAnsi="Times New Roman" w:eastAsia="仿宋"/>
                 <w:sz w:val="21"/>
               </w:rPr>
               <w:t>关键线路周报纠偏</w:t>
@@ -417,10 +425,13 @@
       </w:tr>
     </w:tbl>
     <w:p>
+      <w:pPr>
+        <w:jc w:val="center"/>
+      </w:pPr>
       <w:r>
         <w:drawing>
           <wp:inline xmlns:a="http://schemas.openxmlformats.org/drawingml/2006/main" xmlns:pic="http://schemas.openxmlformats.org/drawingml/2006/picture">
-            <wp:extent cx="4680000" cy="2633143"/>
+            <wp:extent cx="3240000" cy="1822945"/>
             <wp:docPr id="1" name="Picture 1"/>
             <wp:cNvGraphicFramePr>
               <a:graphicFrameLocks noChangeAspect="1"/>
@@ -441,7 +452,7 @@
                   <pic:spPr>
                     <a:xfrm>
                       <a:off x="0" y="0"/>
-                      <a:ext cx="4680000" cy="2633143"/>
+                      <a:ext cx="3240000" cy="1822945"/>
                     </a:xfrm>
                     <a:prstGeom prst="rect"/>
                   </pic:spPr>
@@ -453,33 +464,26 @@
       </w:r>
     </w:p>
     <w:p>
+      <w:pPr>
+        <w:spacing w:before="120" w:after="40"/>
+        <w:jc w:val="center"/>
+      </w:pPr>
       <w:r>
         <w:rPr>
-          <w:rFonts w:ascii="Times New Roman" w:hAnsi="Times New Roman" w:eastAsia="宋体"/>
+          <w:rFonts w:ascii="Times New Roman" w:hAnsi="Times New Roman" w:eastAsia="仿宋"/>
           <w:sz w:val="18"/>
         </w:rPr>
-        <w:t>图 1　施工现场全景</w:t>
+        <w:t>图1-1　施工现场全景</w:t>
       </w:r>
     </w:p>
     <w:p>
       <w:pPr>
-        <w:spacing w:line="360" w:lineRule="auto" w:before="0" w:after="0"/>
-        <w:ind w:firstLine="480"/>
-        <w:jc w:val="both"/>
+        <w:jc w:val="center"/>
       </w:pPr>
-      <w:r>
-        <w:rPr>
-          <w:rFonts w:ascii="Times New Roman" w:hAnsi="Times New Roman" w:eastAsia="仿宋"/>
-          <w:sz w:val="24"/>
-        </w:rPr>
-        <w:t>现场主体结构已施工至十层，安全防护与绿色施工措施同步落实。</w:t>
-      </w:r>
-    </w:p>
-    <w:p>
       <w:r>
         <w:drawing>
           <wp:inline xmlns:a="http://schemas.openxmlformats.org/drawingml/2006/main" xmlns:pic="http://schemas.openxmlformats.org/drawingml/2006/picture">
-            <wp:extent cx="4680000" cy="2054634"/>
+            <wp:extent cx="3240000" cy="1422439"/>
             <wp:docPr id="2" name="Picture 2"/>
             <wp:cNvGraphicFramePr>
               <a:graphicFrameLocks noChangeAspect="1"/>
@@ -500,7 +504,7 @@
                   <pic:spPr>
                     <a:xfrm>
                       <a:off x="0" y="0"/>
-                      <a:ext cx="4680000" cy="2054634"/>
+                      <a:ext cx="3240000" cy="1422439"/>
                     </a:xfrm>
                     <a:prstGeom prst="rect"/>
                   </pic:spPr>
@@ -512,32 +516,25 @@
       </w:r>
     </w:p>
     <w:p>
-      <w:r>
-        <w:rPr>
-          <w:rFonts w:ascii="Times New Roman" w:hAnsi="Times New Roman" w:eastAsia="宋体"/>
-          <w:sz w:val="18"/>
-        </w:rPr>
-        <w:t>图 2　质量控制验收程序流程图</w:t>
-      </w:r>
-    </w:p>
-    <w:p>
       <w:pPr>
-        <w:spacing w:line="360" w:lineRule="auto" w:before="0" w:after="0"/>
-        <w:ind w:firstLine="480"/>
-        <w:jc w:val="both"/>
+        <w:spacing w:before="120" w:after="40"/>
+        <w:jc w:val="center"/>
       </w:pPr>
       <w:r>
         <w:rPr>
           <w:rFonts w:ascii="Times New Roman" w:hAnsi="Times New Roman" w:eastAsia="仿宋"/>
-          <w:sz w:val="24"/>
+          <w:sz w:val="18"/>
         </w:rPr>
-        <w:t>质量控制执行报验制与旁站制，不合格项限期整改后重新报验，合格后方可进入下道工序。</w:t>
+        <w:t>图1-2　质量控制验收程序流程图</w:t>
       </w:r>
     </w:p>
     <w:p>
       <w:pPr>
         <w:keepNext/>
         <w:spacing w:before="60" w:after="40" w:line="288" w:lineRule="auto"/>
+        <w:pBdr>
+          <w:bottom w:val="single" w:sz="6" w:color="243B6B"/>
+        </w:pBdr>
         <w:outlineLvl w:val="2"/>
       </w:pPr>
       <w:r>
@@ -558,7 +555,7 @@
       </w:pPr>
       <w:r>
         <w:rPr>
-          <w:rFonts w:ascii="Times New Roman" w:hAnsi="Times New Roman" w:eastAsia="仿宋"/>
+          <w:rFonts w:ascii="Times New Roman" w:hAnsi="Times New Roman" w:eastAsia="宋体"/>
           <w:sz w:val="24"/>
         </w:rPr>
         <w:t>施工阶段监理，含土建、安装、装饰、智能化、室外工程等全部专业。</w:t>
@@ -584,12 +581,15 @@
       <w:pPr>
         <w:keepNext/>
         <w:spacing w:before="120" w:after="80" w:line="288" w:lineRule="auto"/>
+        <w:pBdr>
+          <w:bottom w:val="single" w:sz="6" w:color="243B6B"/>
+        </w:pBdr>
         <w:outlineLvl w:val="0"/>
       </w:pPr>
       <w:r>
         <w:rPr>
           <w:rFonts w:ascii="Times New Roman" w:hAnsi="Times New Roman" w:eastAsia="黑体"/>
-          <w:b/>
+          <w:b w:val="0"/>
           <w:color w:val="1B2C52"/>
           <w:sz w:val="24"/>
         </w:rPr>
@@ -623,7 +623,7 @@
             <w:r/>
             <w:r>
               <w:rPr>
-                <w:rFonts w:ascii="Times New Roman" w:hAnsi="Times New Roman" w:eastAsia="宋体"/>
+                <w:rFonts w:ascii="Times New Roman" w:hAnsi="Times New Roman" w:eastAsia="仿宋"/>
                 <w:sz w:val="21"/>
               </w:rPr>
               <w:t>国家和地方有关工程建设的法律、法规与规章；</w:t>
@@ -659,7 +659,7 @@
             <w:r/>
             <w:r>
               <w:rPr>
-                <w:rFonts w:ascii="Times New Roman" w:hAnsi="Times New Roman" w:eastAsia="宋体"/>
+                <w:rFonts w:ascii="Times New Roman" w:hAnsi="Times New Roman" w:eastAsia="仿宋"/>
                 <w:sz w:val="21"/>
               </w:rPr>
               <w:t>《建设工程监理规范》GB/T 50319-2013。</w:t>
@@ -669,10 +669,13 @@
       </w:tr>
     </w:tbl>
     <w:p>
+      <w:pPr>
+        <w:jc w:val="center"/>
+      </w:pPr>
       <w:r>
         <w:drawing>
           <wp:inline xmlns:a="http://schemas.openxmlformats.org/drawingml/2006/main" xmlns:pic="http://schemas.openxmlformats.org/drawingml/2006/picture">
-            <wp:extent cx="4680000" cy="2633143"/>
+            <wp:extent cx="3240000" cy="1822945"/>
             <wp:docPr id="3" name="Picture 3"/>
             <wp:cNvGraphicFramePr>
               <a:graphicFrameLocks noChangeAspect="1"/>
@@ -693,7 +696,7 @@
                   <pic:spPr>
                     <a:xfrm>
                       <a:off x="0" y="0"/>
-                      <a:ext cx="4680000" cy="2633143"/>
+                      <a:ext cx="3240000" cy="1822945"/>
                     </a:xfrm>
                     <a:prstGeom prst="rect"/>
                   </pic:spPr>
@@ -705,33 +708,26 @@
       </w:r>
     </w:p>
     <w:p>
+      <w:pPr>
+        <w:spacing w:before="120" w:after="40"/>
+        <w:jc w:val="center"/>
+      </w:pPr>
       <w:r>
         <w:rPr>
-          <w:rFonts w:ascii="Times New Roman" w:hAnsi="Times New Roman" w:eastAsia="宋体"/>
+          <w:rFonts w:ascii="Times New Roman" w:hAnsi="Times New Roman" w:eastAsia="仿宋"/>
           <w:sz w:val="18"/>
         </w:rPr>
-        <w:t>图 3　现场水准测量</w:t>
+        <w:t>图2-1　现场水准测量</w:t>
       </w:r>
     </w:p>
     <w:p>
       <w:pPr>
-        <w:spacing w:line="360" w:lineRule="auto" w:before="0" w:after="0"/>
-        <w:ind w:firstLine="480"/>
-        <w:jc w:val="both"/>
+        <w:jc w:val="center"/>
       </w:pPr>
-      <w:r>
-        <w:rPr>
-          <w:rFonts w:ascii="Times New Roman" w:hAnsi="Times New Roman" w:eastAsia="仿宋"/>
-          <w:sz w:val="24"/>
-        </w:rPr>
-        <w:t>现场监理人员正在开展水准测量放线复核，实测实量数据同步录入监理台账。</w:t>
-      </w:r>
-    </w:p>
-    <w:p>
       <w:r>
         <w:drawing>
           <wp:inline xmlns:a="http://schemas.openxmlformats.org/drawingml/2006/main" xmlns:pic="http://schemas.openxmlformats.org/drawingml/2006/picture">
-            <wp:extent cx="4680000" cy="1540976"/>
+            <wp:extent cx="3240000" cy="1066829"/>
             <wp:docPr id="4" name="Picture 4"/>
             <wp:cNvGraphicFramePr>
               <a:graphicFrameLocks noChangeAspect="1"/>
@@ -752,7 +748,7 @@
                   <pic:spPr>
                     <a:xfrm>
                       <a:off x="0" y="0"/>
-                      <a:ext cx="4680000" cy="1540976"/>
+                      <a:ext cx="3240000" cy="1066829"/>
                     </a:xfrm>
                     <a:prstGeom prst="rect"/>
                   </pic:spPr>
@@ -764,38 +760,31 @@
       </w:r>
     </w:p>
     <w:p>
-      <w:r>
-        <w:rPr>
-          <w:rFonts w:ascii="Times New Roman" w:hAnsi="Times New Roman" w:eastAsia="宋体"/>
-          <w:sz w:val="18"/>
-        </w:rPr>
-        <w:t>图 4　监理工作程序流程图</w:t>
-      </w:r>
-    </w:p>
-    <w:p>
       <w:pPr>
-        <w:spacing w:line="360" w:lineRule="auto" w:before="0" w:after="0"/>
-        <w:ind w:firstLine="480"/>
-        <w:jc w:val="both"/>
+        <w:spacing w:before="120" w:after="40"/>
+        <w:jc w:val="center"/>
       </w:pPr>
       <w:r>
         <w:rPr>
           <w:rFonts w:ascii="Times New Roman" w:hAnsi="Times New Roman" w:eastAsia="仿宋"/>
-          <w:sz w:val="24"/>
+          <w:sz w:val="18"/>
         </w:rPr>
-        <w:t>项目监理机构按照既定工作程序有序推进三控两管一协调，竣工验收合格后签发工程移交证书。</w:t>
+        <w:t>图2-2　监理工作程序流程图</w:t>
       </w:r>
     </w:p>
     <w:p>
       <w:pPr>
         <w:keepNext/>
         <w:spacing w:before="120" w:after="80" w:line="288" w:lineRule="auto"/>
+        <w:pBdr>
+          <w:bottom w:val="single" w:sz="6" w:color="243B6B"/>
+        </w:pBdr>
         <w:outlineLvl w:val="1"/>
       </w:pPr>
       <w:r>
         <w:rPr>
           <w:rFonts w:ascii="Times New Roman" w:hAnsi="Times New Roman" w:eastAsia="黑体"/>
-          <w:b/>
+          <w:b w:val="0"/>
           <w:color w:val="1B2C52"/>
           <w:sz w:val="24"/>
         </w:rPr>
@@ -810,7 +799,7 @@
       </w:pPr>
       <w:r>
         <w:rPr>
-          <w:rFonts w:ascii="Times New Roman" w:hAnsi="Times New Roman" w:eastAsia="仿宋"/>
+          <w:rFonts w:ascii="Times New Roman" w:hAnsi="Times New Roman" w:eastAsia="宋体"/>
           <w:sz w:val="24"/>
         </w:rPr>
         <w:t>质量达到一次性验收合格标准；进度满足合同节点要求；投资控制在批准概算内。</w:t>
@@ -820,6 +809,9 @@
       <w:pPr>
         <w:keepNext/>
         <w:spacing w:before="60" w:after="40" w:line="288" w:lineRule="auto"/>
+        <w:pBdr>
+          <w:bottom w:val="single" w:sz="6" w:color="243B6B"/>
+        </w:pBdr>
         <w:outlineLvl w:val="2"/>
       </w:pPr>
       <w:r>
@@ -840,7 +832,7 @@
       </w:pPr>
       <w:r>
         <w:rPr>
-          <w:rFonts w:ascii="Times New Roman" w:hAnsi="Times New Roman" w:eastAsia="仿宋"/>
+          <w:rFonts w:ascii="Times New Roman" w:hAnsi="Times New Roman" w:eastAsia="宋体"/>
           <w:sz w:val="24"/>
         </w:rPr>
         <w:t>建立监理例会、旁站监理、见证取样、巡视检查、资料管理制度。</w:t>
@@ -866,12 +858,15 @@
       <w:pPr>
         <w:keepNext/>
         <w:spacing w:before="120" w:after="80" w:line="288" w:lineRule="auto"/>
+        <w:pBdr>
+          <w:bottom w:val="single" w:sz="6" w:color="243B6B"/>
+        </w:pBdr>
         <w:outlineLvl w:val="0"/>
       </w:pPr>
       <w:r>
         <w:rPr>
           <w:rFonts w:ascii="Times New Roman" w:hAnsi="Times New Roman" w:eastAsia="黑体"/>
-          <w:b/>
+          <w:b w:val="0"/>
           <w:color w:val="1B2C52"/>
           <w:sz w:val="24"/>
         </w:rPr>
@@ -886,7 +881,7 @@
       </w:pPr>
       <w:r>
         <w:rPr>
-          <w:rFonts w:ascii="Times New Roman" w:hAnsi="Times New Roman" w:eastAsia="仿宋"/>
+          <w:rFonts w:ascii="Times New Roman" w:hAnsi="Times New Roman" w:eastAsia="宋体"/>
           <w:sz w:val="24"/>
         </w:rPr>
         <w:t>实行总监理工程师负责制，设总监理工程师 1 名、专业监理工程师 5 名、监理员 4 名。</w:t>
@@ -896,12 +891,15 @@
       <w:pPr>
         <w:keepNext/>
         <w:spacing w:before="120" w:after="80" w:line="288" w:lineRule="auto"/>
+        <w:pBdr>
+          <w:bottom w:val="single" w:sz="6" w:color="243B6B"/>
+        </w:pBdr>
         <w:outlineLvl w:val="1"/>
       </w:pPr>
       <w:r>
         <w:rPr>
           <w:rFonts w:ascii="Times New Roman" w:hAnsi="Times New Roman" w:eastAsia="黑体"/>
-          <w:b/>
+          <w:b w:val="0"/>
           <w:color w:val="1B2C52"/>
           <w:sz w:val="24"/>
         </w:rPr>
@@ -915,10 +913,10 @@
       </w:pPr>
       <w:r>
         <w:rPr>
-          <w:rFonts w:ascii="Times New Roman" w:hAnsi="Times New Roman" w:eastAsia="宋体"/>
+          <w:rFonts w:ascii="Times New Roman" w:hAnsi="Times New Roman" w:eastAsia="仿宋"/>
           <w:sz w:val="18"/>
         </w:rPr>
-        <w:t>表 2　岗位</w:t>
+        <w:t>表3-1</w:t>
       </w:r>
     </w:p>
     <w:tbl>
@@ -951,7 +949,7 @@
             <w:r/>
             <w:r>
               <w:rPr>
-                <w:rFonts w:ascii="Times New Roman" w:hAnsi="Times New Roman" w:eastAsia="宋体"/>
+                <w:rFonts w:ascii="Times New Roman" w:hAnsi="Times New Roman" w:eastAsia="仿宋"/>
                 <w:b/>
                 <w:sz w:val="21"/>
               </w:rPr>
@@ -968,7 +966,7 @@
             <w:r/>
             <w:r>
               <w:rPr>
-                <w:rFonts w:ascii="Times New Roman" w:hAnsi="Times New Roman" w:eastAsia="宋体"/>
+                <w:rFonts w:ascii="Times New Roman" w:hAnsi="Times New Roman" w:eastAsia="仿宋"/>
                 <w:b/>
                 <w:sz w:val="21"/>
               </w:rPr>
@@ -985,7 +983,7 @@
             <w:r/>
             <w:r>
               <w:rPr>
-                <w:rFonts w:ascii="Times New Roman" w:hAnsi="Times New Roman" w:eastAsia="宋体"/>
+                <w:rFonts w:ascii="Times New Roman" w:hAnsi="Times New Roman" w:eastAsia="仿宋"/>
                 <w:b/>
                 <w:sz w:val="21"/>
               </w:rPr>
@@ -1003,7 +1001,7 @@
             <w:r/>
             <w:r>
               <w:rPr>
-                <w:rFonts w:ascii="Times New Roman" w:hAnsi="Times New Roman" w:eastAsia="宋体"/>
+                <w:rFonts w:ascii="Times New Roman" w:hAnsi="Times New Roman" w:eastAsia="仿宋"/>
                 <w:sz w:val="21"/>
               </w:rPr>
               <w:t>总监理工程师</w:t>
@@ -1018,7 +1016,7 @@
             <w:r/>
             <w:r>
               <w:rPr>
-                <w:rFonts w:ascii="Times New Roman" w:hAnsi="Times New Roman" w:eastAsia="宋体"/>
+                <w:rFonts w:ascii="Times New Roman" w:hAnsi="Times New Roman" w:eastAsia="仿宋"/>
                 <w:sz w:val="21"/>
               </w:rPr>
               <w:t>1</w:t>
@@ -1033,7 +1031,7 @@
             <w:r/>
             <w:r>
               <w:rPr>
-                <w:rFonts w:ascii="Times New Roman" w:hAnsi="Times New Roman" w:eastAsia="宋体"/>
+                <w:rFonts w:ascii="Times New Roman" w:hAnsi="Times New Roman" w:eastAsia="仿宋"/>
                 <w:sz w:val="21"/>
               </w:rPr>
               <w:t>注册监理工程师、高级职称</w:t>
@@ -1050,7 +1048,7 @@
             <w:r/>
             <w:r>
               <w:rPr>
-                <w:rFonts w:ascii="Times New Roman" w:hAnsi="Times New Roman" w:eastAsia="宋体"/>
+                <w:rFonts w:ascii="Times New Roman" w:hAnsi="Times New Roman" w:eastAsia="仿宋"/>
                 <w:sz w:val="21"/>
               </w:rPr>
               <w:t>专业监理工程师</w:t>
@@ -1065,7 +1063,7 @@
             <w:r/>
             <w:r>
               <w:rPr>
-                <w:rFonts w:ascii="Times New Roman" w:hAnsi="Times New Roman" w:eastAsia="宋体"/>
+                <w:rFonts w:ascii="Times New Roman" w:hAnsi="Times New Roman" w:eastAsia="仿宋"/>
                 <w:sz w:val="21"/>
               </w:rPr>
               <w:t>5</w:t>
@@ -1080,7 +1078,7 @@
             <w:r/>
             <w:r>
               <w:rPr>
-                <w:rFonts w:ascii="Times New Roman" w:hAnsi="Times New Roman" w:eastAsia="宋体"/>
+                <w:rFonts w:ascii="Times New Roman" w:hAnsi="Times New Roman" w:eastAsia="仿宋"/>
                 <w:sz w:val="21"/>
               </w:rPr>
               <w:t>中级及以上职称</w:t>
@@ -1093,6 +1091,9 @@
       <w:pPr>
         <w:keepNext/>
         <w:spacing w:before="60" w:after="40" w:line="288" w:lineRule="auto"/>
+        <w:pBdr>
+          <w:bottom w:val="single" w:sz="6" w:color="243B6B"/>
+        </w:pBdr>
         <w:outlineLvl w:val="2"/>
       </w:pPr>
       <w:r>
@@ -1113,7 +1114,7 @@
       </w:pPr>
       <w:r>
         <w:rPr>
-          <w:rFonts w:ascii="Times New Roman" w:hAnsi="Times New Roman" w:eastAsia="仿宋"/>
+          <w:rFonts w:ascii="Times New Roman" w:hAnsi="Times New Roman" w:eastAsia="宋体"/>
           <w:sz w:val="24"/>
         </w:rPr>
         <w:t>配备全站仪、水准仪、回弹仪等常规检测仪器及监理信息化管理平台。</w:t>
@@ -1146,7 +1147,7 @@
             <w:r/>
             <w:r>
               <w:rPr>
-                <w:rFonts w:ascii="Times New Roman" w:hAnsi="Times New Roman" w:eastAsia="宋体"/>
+                <w:rFonts w:ascii="Times New Roman" w:hAnsi="Times New Roman" w:eastAsia="仿宋"/>
                 <w:sz w:val="21"/>
               </w:rPr>
               <w:t>全站仪、水准仪、回弹仪等常规检测仪器</w:t>
@@ -1182,7 +1183,7 @@
             <w:r/>
             <w:r>
               <w:rPr>
-                <w:rFonts w:ascii="Times New Roman" w:hAnsi="Times New Roman" w:eastAsia="宋体"/>
+                <w:rFonts w:ascii="Times New Roman" w:hAnsi="Times New Roman" w:eastAsia="仿宋"/>
                 <w:sz w:val="21"/>
               </w:rPr>
               <w:t>监理信息化管理平台</w:t>
@@ -1192,10 +1193,13 @@
       </w:tr>
     </w:tbl>
     <w:p>
+      <w:pPr>
+        <w:jc w:val="center"/>
+      </w:pPr>
       <w:r>
         <w:drawing>
           <wp:inline xmlns:a="http://schemas.openxmlformats.org/drawingml/2006/main" xmlns:pic="http://schemas.openxmlformats.org/drawingml/2006/picture">
-            <wp:extent cx="4680000" cy="2633143"/>
+            <wp:extent cx="3240000" cy="1822945"/>
             <wp:docPr id="5" name="Picture 5"/>
             <wp:cNvGraphicFramePr>
               <a:graphicFrameLocks noChangeAspect="1"/>
@@ -1216,7 +1220,7 @@
                   <pic:spPr>
                     <a:xfrm>
                       <a:off x="0" y="0"/>
-                      <a:ext cx="4680000" cy="2633143"/>
+                      <a:ext cx="3240000" cy="1822945"/>
                     </a:xfrm>
                     <a:prstGeom prst="rect"/>
                   </pic:spPr>
@@ -1228,26 +1232,16 @@
       </w:r>
     </w:p>
     <w:p>
-      <w:r>
-        <w:rPr>
-          <w:rFonts w:ascii="Times New Roman" w:hAnsi="Times New Roman" w:eastAsia="宋体"/>
-          <w:sz w:val="18"/>
-        </w:rPr>
-        <w:t>图 5　监理例会图纸会审</w:t>
-      </w:r>
-    </w:p>
-    <w:p>
       <w:pPr>
-        <w:spacing w:line="360" w:lineRule="auto" w:before="0" w:after="0"/>
-        <w:ind w:firstLine="480"/>
-        <w:jc w:val="both"/>
+        <w:spacing w:before="120" w:after="40"/>
+        <w:jc w:val="center"/>
       </w:pPr>
       <w:r>
         <w:rPr>
           <w:rFonts w:ascii="Times New Roman" w:hAnsi="Times New Roman" w:eastAsia="仿宋"/>
-          <w:sz w:val="24"/>
+          <w:sz w:val="18"/>
         </w:rPr>
-        <w:t>监理例会与图纸会审制度保障参建各方信息畅通，重大问题及时协调解决。</w:t>
+        <w:t>图3-1　监理例会图纸会审</w:t>
       </w:r>
     </w:p>
     <w:sectPr>
@@ -1270,6 +1264,13 @@
       <w:jc w:val="center"/>
     </w:pPr>
     <w:r>
+      <w:rPr>
+        <w:rFonts w:ascii="Times New Roman" w:hAnsi="Times New Roman" w:eastAsia="宋体"/>
+        <w:sz w:val="18"/>
+      </w:rPr>
+      <w:t xml:space="preserve"> - </w:t>
+    </w:r>
+    <w:r>
       <w:fldChar w:fldCharType="begin"/>
       <w:instrText xml:space="preserve">PAGE</w:instrText>
       <w:fldChar w:fldCharType="end"/>
@@ -1279,6 +1280,13 @@
         <w:sz w:val="18"/>
       </w:rPr>
       <w:t xml:space="preserve"> - </w:t>
+    </w:r>
+    <w:r>
+      <w:rPr>
+        <w:rFonts w:ascii="Times New Roman" w:hAnsi="Times New Roman" w:eastAsia="宋体"/>
+        <w:sz w:val="18"/>
+      </w:rPr>
+      <w:t xml:space="preserve"> -</w:t>
     </w:r>
   </w:p>
 </w:ftr>
@@ -1295,7 +1303,8 @@
     </w:pPr>
     <w:r>
       <w:rPr>
-        <w:rFonts w:ascii="Times New Roman" w:hAnsi="Times New Roman" w:eastAsia="宋体"/>
+        <w:rFonts w:ascii="Times New Roman" w:hAnsi="Times New Roman" w:eastAsia="仿宋"/>
+        <w:color w:val="1B2C52"/>
         <w:sz w:val="18"/>
       </w:rPr>
       <w:t>预览企业　|　投标技术标</w:t>
